--- a/projects/fpga-systems/Genesys2/ecc-ip/reed-solomon/docs/Reed_Solomon_Board_Validation_v0.1.docx
+++ b/projects/fpga-systems/Genesys2/ecc-ip/reed-solomon/docs/Reed_Solomon_Board_Validation_v0.1.docx
@@ -16,7 +16,7 @@
           <wp:inline distT="0" distB="0" distL="0" distR="0">
             <wp:extent cx="2286000" cy="2286000"/>
             <wp:effectExtent l="0" t="0" r="0" b="0"/>
-            <wp:docPr id="1" name="Picture 77" descr=""/>
+            <wp:docPr id="1" name="Picture 79" descr=""/>
             <wp:cNvGraphicFramePr>
               <a:graphicFrameLocks xmlns:a="http://schemas.openxmlformats.org/drawingml/2006/main" noChangeAspect="1"/>
             </wp:cNvGraphicFramePr>
@@ -24,7 +24,7 @@
               <a:graphicData uri="http://schemas.openxmlformats.org/drawingml/2006/picture">
                 <pic:pic xmlns:pic="http://schemas.openxmlformats.org/drawingml/2006/picture">
                   <pic:nvPicPr>
-                    <pic:cNvPr id="1" name="Picture 77" descr=""/>
+                    <pic:cNvPr id="1" name="Picture 79" descr=""/>
                     <pic:cNvPicPr>
                       <a:picLocks noChangeAspect="1" noChangeArrowheads="1"/>
                     </pic:cNvPicPr>
@@ -160,7 +160,7 @@
             </w:rPr>
             <w:fldChar w:fldCharType="separate"/>
           </w:r>
-          <w:hyperlink w:anchor="__RefHeading___Toc3283_3404502048">
+          <w:hyperlink w:anchor="__RefHeading___Toc3291_3565506232">
             <w:r>
               <w:rPr>
                 <w:webHidden/>
@@ -181,7 +181,7 @@
             </w:tabs>
             <w:rPr/>
           </w:pPr>
-          <w:hyperlink w:anchor="__RefHeading___Toc3285_3404502048">
+          <w:hyperlink w:anchor="__RefHeading___Toc3293_3565506232">
             <w:r>
               <w:rPr>
                 <w:webHidden/>
@@ -202,7 +202,7 @@
             </w:tabs>
             <w:rPr/>
           </w:pPr>
-          <w:hyperlink w:anchor="__RefHeading___Toc3287_3404502048">
+          <w:hyperlink w:anchor="__RefHeading___Toc3295_3565506232">
             <w:r>
               <w:rPr>
                 <w:webHidden/>
@@ -223,7 +223,7 @@
             </w:tabs>
             <w:rPr/>
           </w:pPr>
-          <w:hyperlink w:anchor="__RefHeading___Toc3289_3404502048">
+          <w:hyperlink w:anchor="__RefHeading___Toc3297_3565506232">
             <w:r>
               <w:rPr>
                 <w:webHidden/>
@@ -244,7 +244,7 @@
             </w:tabs>
             <w:rPr/>
           </w:pPr>
-          <w:hyperlink w:anchor="__RefHeading___Toc3291_3404502048">
+          <w:hyperlink w:anchor="__RefHeading___Toc3299_3565506232">
             <w:r>
               <w:rPr>
                 <w:webHidden/>
@@ -265,7 +265,7 @@
             </w:tabs>
             <w:rPr/>
           </w:pPr>
-          <w:hyperlink w:anchor="__RefHeading___Toc3293_3404502048">
+          <w:hyperlink w:anchor="__RefHeading___Toc3301_3565506232">
             <w:r>
               <w:rPr>
                 <w:webHidden/>
@@ -286,7 +286,7 @@
             </w:tabs>
             <w:rPr/>
           </w:pPr>
-          <w:hyperlink w:anchor="__RefHeading___Toc3295_3404502048">
+          <w:hyperlink w:anchor="__RefHeading___Toc3303_3565506232">
             <w:r>
               <w:rPr>
                 <w:webHidden/>
@@ -307,7 +307,7 @@
             </w:tabs>
             <w:rPr/>
           </w:pPr>
-          <w:hyperlink w:anchor="__RefHeading___Toc3297_3404502048">
+          <w:hyperlink w:anchor="__RefHeading___Toc3305_3565506232">
             <w:r>
               <w:rPr>
                 <w:webHidden/>
@@ -328,7 +328,7 @@
             </w:tabs>
             <w:rPr/>
           </w:pPr>
-          <w:hyperlink w:anchor="__RefHeading___Toc3299_3404502048">
+          <w:hyperlink w:anchor="__RefHeading___Toc3307_3565506232">
             <w:r>
               <w:rPr>
                 <w:webHidden/>
@@ -349,7 +349,7 @@
             </w:tabs>
             <w:rPr/>
           </w:pPr>
-          <w:hyperlink w:anchor="__RefHeading___Toc3301_3404502048">
+          <w:hyperlink w:anchor="__RefHeading___Toc3309_3565506232">
             <w:r>
               <w:rPr>
                 <w:webHidden/>
@@ -370,7 +370,7 @@
             </w:tabs>
             <w:rPr/>
           </w:pPr>
-          <w:hyperlink w:anchor="__RefHeading___Toc3303_3404502048">
+          <w:hyperlink w:anchor="__RefHeading___Toc3311_3565506232">
             <w:r>
               <w:rPr>
                 <w:webHidden/>
@@ -391,7 +391,7 @@
             </w:tabs>
             <w:rPr/>
           </w:pPr>
-          <w:hyperlink w:anchor="__RefHeading___Toc3305_3404502048">
+          <w:hyperlink w:anchor="__RefHeading___Toc3313_3565506232">
             <w:r>
               <w:rPr>
                 <w:webHidden/>
@@ -412,7 +412,7 @@
             </w:tabs>
             <w:rPr/>
           </w:pPr>
-          <w:hyperlink w:anchor="__RefHeading___Toc3307_3404502048">
+          <w:hyperlink w:anchor="__RefHeading___Toc3315_3565506232">
             <w:r>
               <w:rPr>
                 <w:webHidden/>
@@ -433,7 +433,7 @@
             </w:tabs>
             <w:rPr/>
           </w:pPr>
-          <w:hyperlink w:anchor="__RefHeading___Toc3309_3404502048">
+          <w:hyperlink w:anchor="__RefHeading___Toc3317_3565506232">
             <w:r>
               <w:rPr>
                 <w:webHidden/>
@@ -442,6 +442,27 @@
               <w:t>4.2 Host and build inventory</w:t>
               <w:tab/>
               <w:t>18</w:t>
+            </w:r>
+          </w:hyperlink>
+        </w:p>
+        <w:p>
+          <w:pPr>
+            <w:pStyle w:val="TOC2"/>
+            <w:tabs>
+              <w:tab w:val="clear" w:pos="9077"/>
+              <w:tab w:val="right" w:pos="9359" w:leader="dot"/>
+            </w:tabs>
+            <w:rPr/>
+          </w:pPr>
+          <w:hyperlink w:anchor="__RefHeading___Toc3319_3565506232">
+            <w:r>
+              <w:rPr>
+                <w:webHidden/>
+                <w:rStyle w:val="IndexLink"/>
+              </w:rPr>
+              <w:t>4.3 Datapath diagram</w:t>
+              <w:tab/>
+              <w:t>19</w:t>
             </w:r>
           </w:hyperlink>
         </w:p>
@@ -454,15 +475,15 @@
             </w:tabs>
             <w:rPr/>
           </w:pPr>
-          <w:hyperlink w:anchor="__RefHeading___Toc3311_3404502048">
+          <w:hyperlink w:anchor="__RefHeading___Toc3321_3565506232">
             <w:r>
               <w:rPr>
                 <w:webHidden/>
                 <w:rStyle w:val="IndexLink"/>
               </w:rPr>
-              <w:t>4.2.1 Figure 2.1: Reed-Solomon AXIS datapath and register path.</w:t>
+              <w:t>4.3.1 Figure 2.1: Reed-Solomon AXIS datapath and register path.</w:t>
               <w:tab/>
-              <w:t>18</w:t>
+              <w:t>19</w:t>
             </w:r>
           </w:hyperlink>
         </w:p>
@@ -475,15 +496,15 @@
             </w:tabs>
             <w:rPr/>
           </w:pPr>
-          <w:hyperlink w:anchor="__RefHeading___Toc3313_3404502048">
+          <w:hyperlink w:anchor="__RefHeading___Toc3323_3565506232">
             <w:r>
               <w:rPr>
                 <w:webHidden/>
                 <w:rStyle w:val="IndexLink"/>
               </w:rPr>
-              <w:t>4.3 Register path, clock, and reset</w:t>
+              <w:t>4.4 Register path, clock, and reset</w:t>
               <w:tab/>
-              <w:t>19</w:t>
+              <w:t>20</w:t>
             </w:r>
           </w:hyperlink>
         </w:p>
@@ -496,7 +517,7 @@
             </w:tabs>
             <w:rPr/>
           </w:pPr>
-          <w:hyperlink w:anchor="__RefHeading___Toc3315_3404502048">
+          <w:hyperlink w:anchor="__RefHeading___Toc3325_3565506232">
             <w:r>
               <w:rPr>
                 <w:webHidden/>
@@ -504,7 +525,7 @@
               </w:rPr>
               <w:t>5 Campaigns and the Oracle Argument</w:t>
               <w:tab/>
-              <w:t>20</w:t>
+              <w:t>21</w:t>
             </w:r>
           </w:hyperlink>
         </w:p>
@@ -517,7 +538,7 @@
             </w:tabs>
             <w:rPr/>
           </w:pPr>
-          <w:hyperlink w:anchor="__RefHeading___Toc3317_3404502048">
+          <w:hyperlink w:anchor="__RefHeading___Toc3327_3565506232">
             <w:r>
               <w:rPr>
                 <w:webHidden/>
@@ -525,7 +546,7 @@
               </w:rPr>
               <w:t>5.1 Campaign inventory</w:t>
               <w:tab/>
-              <w:t>20</w:t>
+              <w:t>21</w:t>
             </w:r>
           </w:hyperlink>
         </w:p>
@@ -538,7 +559,7 @@
             </w:tabs>
             <w:rPr/>
           </w:pPr>
-          <w:hyperlink w:anchor="__RefHeading___Toc3319_3404502048">
+          <w:hyperlink w:anchor="__RefHeading___Toc3329_3565506232">
             <w:r>
               <w:rPr>
                 <w:webHidden/>
@@ -546,7 +567,7 @@
               </w:rPr>
               <w:t>5.2 Determinism and cross-solver agreement</w:t>
               <w:tab/>
-              <w:t>21</w:t>
+              <w:t>22</w:t>
             </w:r>
           </w:hyperlink>
         </w:p>
@@ -559,7 +580,7 @@
             </w:tabs>
             <w:rPr/>
           </w:pPr>
-          <w:hyperlink w:anchor="__RefHeading___Toc3321_3404502048">
+          <w:hyperlink w:anchor="__RefHeading___Toc3331_3565506232">
             <w:r>
               <w:rPr>
                 <w:webHidden/>
@@ -567,7 +588,7 @@
               </w:rPr>
               <w:t>5.3 The dual-solver loop as oracle</w:t>
               <w:tab/>
-              <w:t>22</w:t>
+              <w:t>23</w:t>
             </w:r>
           </w:hyperlink>
         </w:p>
@@ -580,7 +601,7 @@
             </w:tabs>
             <w:rPr/>
           </w:pPr>
-          <w:hyperlink w:anchor="__RefHeading___Toc3323_3404502048">
+          <w:hyperlink w:anchor="__RefHeading___Toc3333_3565506232">
             <w:r>
               <w:rPr>
                 <w:webHidden/>
@@ -588,7 +609,7 @@
               </w:rPr>
               <w:t>6 Testing Choices</w:t>
               <w:tab/>
-              <w:t>23</w:t>
+              <w:t>24</w:t>
             </w:r>
           </w:hyperlink>
         </w:p>
@@ -601,7 +622,7 @@
             </w:tabs>
             <w:rPr/>
           </w:pPr>
-          <w:hyperlink w:anchor="__RefHeading___Toc3325_3404502048">
+          <w:hyperlink w:anchor="__RefHeading___Toc3335_3565506232">
             <w:r>
               <w:rPr>
                 <w:webHidden/>
@@ -609,7 +630,7 @@
               </w:rPr>
               <w:t>6.1 Injector modes mapped to failure mechanisms</w:t>
               <w:tab/>
-              <w:t>23</w:t>
+              <w:t>24</w:t>
             </w:r>
           </w:hyperlink>
         </w:p>
@@ -622,7 +643,7 @@
             </w:tabs>
             <w:rPr/>
           </w:pPr>
-          <w:hyperlink w:anchor="__RefHeading___Toc3327_3404502048">
+          <w:hyperlink w:anchor="__RefHeading___Toc3337_3565506232">
             <w:r>
               <w:rPr>
                 <w:webHidden/>
@@ -630,7 +651,7 @@
               </w:rPr>
               <w:t>6.2 Post-encoder injection protects parity symbols</w:t>
               <w:tab/>
-              <w:t>24</w:t>
+              <w:t>25</w:t>
             </w:r>
           </w:hyperlink>
         </w:p>
@@ -643,7 +664,7 @@
             </w:tabs>
             <w:rPr/>
           </w:pPr>
-          <w:hyperlink w:anchor="__RefHeading___Toc3329_3404502048">
+          <w:hyperlink w:anchor="__RefHeading___Toc3339_3565506232">
             <w:r>
               <w:rPr>
                 <w:webHidden/>
@@ -651,7 +672,7 @@
               </w:rPr>
               <w:t>6.3 UART and the safety pair</w:t>
               <w:tab/>
-              <w:t>25</w:t>
+              <w:t>26</w:t>
             </w:r>
           </w:hyperlink>
         </w:p>
@@ -664,7 +685,7 @@
             </w:tabs>
             <w:rPr/>
           </w:pPr>
-          <w:hyperlink w:anchor="__RefHeading___Toc3331_3404502048">
+          <w:hyperlink w:anchor="__RefHeading___Toc3341_3565506232">
             <w:r>
               <w:rPr>
                 <w:webHidden/>
@@ -672,7 +693,7 @@
               </w:rPr>
               <w:t>6.4 Genesys 2 vs Nexys A7</w:t>
               <w:tab/>
-              <w:t>26</w:t>
+              <w:t>27</w:t>
             </w:r>
           </w:hyperlink>
         </w:p>
@@ -685,7 +706,7 @@
             </w:tabs>
             <w:rPr/>
           </w:pPr>
-          <w:hyperlink w:anchor="__RefHeading___Toc3333_3404502048">
+          <w:hyperlink w:anchor="__RefHeading___Toc3343_3565506232">
             <w:r>
               <w:rPr>
                 <w:webHidden/>
@@ -693,7 +714,7 @@
               </w:rPr>
               <w:t>6.5 AXIS and AXI4 flavors cover both integration styles</w:t>
               <w:tab/>
-              <w:t>27</w:t>
+              <w:t>28</w:t>
             </w:r>
           </w:hyperlink>
         </w:p>
@@ -706,7 +727,7 @@
             </w:tabs>
             <w:rPr/>
           </w:pPr>
-          <w:hyperlink w:anchor="__RefHeading___Toc3335_3404502048">
+          <w:hyperlink w:anchor="__RefHeading___Toc3345_3565506232">
             <w:r>
               <w:rPr>
                 <w:webHidden/>
@@ -714,7 +735,7 @@
               </w:rPr>
               <w:t>6.6 Deliberately not board-tested</w:t>
               <w:tab/>
-              <w:t>28</w:t>
+              <w:t>29</w:t>
             </w:r>
           </w:hyperlink>
         </w:p>
@@ -727,7 +748,7 @@
             </w:tabs>
             <w:rPr/>
           </w:pPr>
-          <w:hyperlink w:anchor="__RefHeading___Toc3337_3404502048">
+          <w:hyperlink w:anchor="__RefHeading___Toc3347_3565506232">
             <w:r>
               <w:rPr>
                 <w:webHidden/>
@@ -735,7 +756,7 @@
               </w:rPr>
               <w:t>7 Erasure Campaign</w:t>
               <w:tab/>
-              <w:t>29</w:t>
+              <w:t>30</w:t>
             </w:r>
           </w:hyperlink>
         </w:p>
@@ -748,7 +769,7 @@
             </w:tabs>
             <w:rPr/>
           </w:pPr>
-          <w:hyperlink w:anchor="__RefHeading___Toc3339_3404502048">
+          <w:hyperlink w:anchor="__RefHeading___Toc3349_3565506232">
             <w:r>
               <w:rPr>
                 <w:webHidden/>
@@ -756,7 +777,7 @@
               </w:rPr>
               <w:t>7.1 What erasure decoding adds</w:t>
               <w:tab/>
-              <w:t>29</w:t>
+              <w:t>30</w:t>
             </w:r>
           </w:hyperlink>
         </w:p>
@@ -769,7 +790,7 @@
             </w:tabs>
             <w:rPr/>
           </w:pPr>
-          <w:hyperlink w:anchor="__RefHeading___Toc3341_3404502048">
+          <w:hyperlink w:anchor="__RefHeading___Toc3351_3565506232">
             <w:r>
               <w:rPr>
                 <w:webHidden/>
@@ -777,7 +798,7 @@
               </w:rPr>
               <w:t>7.2 Board findings</w:t>
               <w:tab/>
-              <w:t>30</w:t>
+              <w:t>31</w:t>
             </w:r>
           </w:hyperlink>
         </w:p>
@@ -790,7 +811,7 @@
             </w:tabs>
             <w:rPr/>
           </w:pPr>
-          <w:hyperlink w:anchor="__RefHeading___Toc3343_3404502048">
+          <w:hyperlink w:anchor="__RefHeading___Toc3353_3565506232">
             <w:r>
               <w:rPr>
                 <w:webHidden/>
@@ -798,7 +819,7 @@
               </w:rPr>
               <w:t>7.3 TASK-005 boundary</w:t>
               <w:tab/>
-              <w:t>31</w:t>
+              <w:t>32</w:t>
             </w:r>
           </w:hyperlink>
         </w:p>
@@ -811,7 +832,7 @@
             </w:tabs>
             <w:rPr/>
           </w:pPr>
-          <w:hyperlink w:anchor="__RefHeading___Toc3345_3404502048">
+          <w:hyperlink w:anchor="__RefHeading___Toc3355_3565506232">
             <w:r>
               <w:rPr>
                 <w:webHidden/>
@@ -819,7 +840,7 @@
               </w:rPr>
               <w:t>8 Battery Results</w:t>
               <w:tab/>
-              <w:t>32</w:t>
+              <w:t>33</w:t>
             </w:r>
           </w:hyperlink>
         </w:p>
@@ -832,7 +853,7 @@
             </w:tabs>
             <w:rPr/>
           </w:pPr>
-          <w:hyperlink w:anchor="__RefHeading___Toc3347_3404502048">
+          <w:hyperlink w:anchor="__RefHeading___Toc3357_3565506232">
             <w:r>
               <w:rPr>
                 <w:webHidden/>
@@ -840,7 +861,7 @@
               </w:rPr>
               <w:t>8.1 Per-image campaign status</w:t>
               <w:tab/>
-              <w:t>32</w:t>
+              <w:t>33</w:t>
             </w:r>
           </w:hyperlink>
         </w:p>
@@ -853,7 +874,7 @@
             </w:tabs>
             <w:rPr/>
           </w:pPr>
-          <w:hyperlink w:anchor="__RefHeading___Toc3349_3404502048">
+          <w:hyperlink w:anchor="__RefHeading___Toc3359_3565506232">
             <w:r>
               <w:rPr>
                 <w:webHidden/>
@@ -861,7 +882,7 @@
               </w:rPr>
               <w:t>8.2 Correction boundary</w:t>
               <w:tab/>
-              <w:t>33</w:t>
+              <w:t>34</w:t>
             </w:r>
           </w:hyperlink>
         </w:p>
@@ -874,7 +895,7 @@
             </w:tabs>
             <w:rPr/>
           </w:pPr>
-          <w:hyperlink w:anchor="__RefHeading___Toc3351_3404502048">
+          <w:hyperlink w:anchor="__RefHeading___Toc3361_3565506232">
             <w:r>
               <w:rPr>
                 <w:webHidden/>
@@ -882,7 +903,7 @@
               </w:rPr>
               <w:t>8.2.1 Figure 4.1: Reed-Solomon correction boundary across all four images.</w:t>
               <w:tab/>
-              <w:t>33</w:t>
+              <w:t>34</w:t>
             </w:r>
           </w:hyperlink>
         </w:p>
@@ -895,7 +916,7 @@
             </w:tabs>
             <w:rPr/>
           </w:pPr>
-          <w:hyperlink w:anchor="__RefHeading___Toc3353_3404502048">
+          <w:hyperlink w:anchor="__RefHeading___Toc3363_3565506232">
             <w:r>
               <w:rPr>
                 <w:webHidden/>
@@ -903,7 +924,7 @@
               </w:rPr>
               <w:t>8.3 Decode cost</w:t>
               <w:tab/>
-              <w:t>34</w:t>
+              <w:t>35</w:t>
             </w:r>
           </w:hyperlink>
         </w:p>
@@ -916,7 +937,7 @@
             </w:tabs>
             <w:rPr/>
           </w:pPr>
-          <w:hyperlink w:anchor="__RefHeading___Toc3355_3404502048">
+          <w:hyperlink w:anchor="__RefHeading___Toc3365_3565506232">
             <w:r>
               <w:rPr>
                 <w:webHidden/>
@@ -924,7 +945,7 @@
               </w:rPr>
               <w:t>8.3.1 Figure 4.2: Reed-Solomon decode cost across all four images.</w:t>
               <w:tab/>
-              <w:t>34</w:t>
+              <w:t>35</w:t>
             </w:r>
           </w:hyperlink>
         </w:p>
@@ -937,7 +958,7 @@
             </w:tabs>
             <w:rPr/>
           </w:pPr>
-          <w:hyperlink w:anchor="__RefHeading___Toc3357_3404502048">
+          <w:hyperlink w:anchor="__RefHeading___Toc3367_3565506232">
             <w:r>
               <w:rPr>
                 <w:webHidden/>
@@ -945,7 +966,7 @@
               </w:rPr>
               <w:t>8.4 Sweep verdict table</w:t>
               <w:tab/>
-              <w:t>35</w:t>
+              <w:t>36</w:t>
             </w:r>
           </w:hyperlink>
         </w:p>
@@ -958,7 +979,7 @@
             </w:tabs>
             <w:rPr/>
           </w:pPr>
-          <w:hyperlink w:anchor="__RefHeading___Toc3359_3404502048">
+          <w:hyperlink w:anchor="__RefHeading___Toc3369_3565506232">
             <w:r>
               <w:rPr>
                 <w:webHidden/>
@@ -966,7 +987,7 @@
               </w:rPr>
               <w:t>8.5 Solver agreement</w:t>
               <w:tab/>
-              <w:t>37</w:t>
+              <w:t>38</w:t>
             </w:r>
           </w:hyperlink>
         </w:p>
@@ -979,7 +1000,7 @@
             </w:tabs>
             <w:rPr/>
           </w:pPr>
-          <w:hyperlink w:anchor="__RefHeading___Toc3361_3404502048">
+          <w:hyperlink w:anchor="__RefHeading___Toc3371_3565506232">
             <w:r>
               <w:rPr>
                 <w:webHidden/>
@@ -987,7 +1008,7 @@
               </w:rPr>
               <w:t>8.5.1 Figure 4.3: Reed-Solomon solver agreement matrix (riBM vs Euclid).</w:t>
               <w:tab/>
-              <w:t>37</w:t>
+              <w:t>38</w:t>
             </w:r>
           </w:hyperlink>
         </w:p>
@@ -1000,7 +1021,7 @@
             </w:tabs>
             <w:rPr/>
           </w:pPr>
-          <w:hyperlink w:anchor="__RefHeading___Toc3363_3404502048">
+          <w:hyperlink w:anchor="__RefHeading___Toc3373_3565506232">
             <w:r>
               <w:rPr>
                 <w:webHidden/>
@@ -1008,7 +1029,7 @@
               </w:rPr>
               <w:t>9 Soak Results</w:t>
               <w:tab/>
-              <w:t>38</w:t>
+              <w:t>39</w:t>
             </w:r>
           </w:hyperlink>
         </w:p>
@@ -1021,7 +1042,7 @@
             </w:tabs>
             <w:rPr/>
           </w:pPr>
-          <w:hyperlink w:anchor="__RefHeading___Toc3365_3404502048">
+          <w:hyperlink w:anchor="__RefHeading___Toc3375_3565506232">
             <w:r>
               <w:rPr>
                 <w:webHidden/>
@@ -1029,7 +1050,7 @@
               </w:rPr>
               <w:t>9.1 One million blocks on the AXI4 image</w:t>
               <w:tab/>
-              <w:t>38</w:t>
+              <w:t>39</w:t>
             </w:r>
           </w:hyperlink>
         </w:p>
@@ -1042,7 +1063,7 @@
             </w:tabs>
             <w:rPr/>
           </w:pPr>
-          <w:hyperlink w:anchor="__RefHeading___Toc3367_3404502048">
+          <w:hyperlink w:anchor="__RefHeading___Toc3377_3565506232">
             <w:r>
               <w:rPr>
                 <w:webHidden/>
@@ -1050,7 +1071,7 @@
               </w:rPr>
               <w:t>9.2 Mis-decodes versus the model</w:t>
               <w:tab/>
-              <w:t>39</w:t>
+              <w:t>40</w:t>
             </w:r>
           </w:hyperlink>
         </w:p>
@@ -1063,7 +1084,7 @@
             </w:tabs>
             <w:rPr/>
           </w:pPr>
-          <w:hyperlink w:anchor="__RefHeading___Toc3369_3404502048">
+          <w:hyperlink w:anchor="__RefHeading___Toc3379_3565506232">
             <w:r>
               <w:rPr>
                 <w:webHidden/>
@@ -1071,7 +1092,7 @@
               </w:rPr>
               <w:t>9.3 Soak timeline</w:t>
               <w:tab/>
-              <w:t>40</w:t>
+              <w:t>41</w:t>
             </w:r>
           </w:hyperlink>
         </w:p>
@@ -1084,7 +1105,7 @@
             </w:tabs>
             <w:rPr/>
           </w:pPr>
-          <w:hyperlink w:anchor="__RefHeading___Toc3371_3404502048">
+          <w:hyperlink w:anchor="__RefHeading___Toc3381_3565506232">
             <w:r>
               <w:rPr>
                 <w:webHidden/>
@@ -1092,7 +1113,7 @@
               </w:rPr>
               <w:t>9.3.1 Figure 4.4: RS soak timeline over one million blocks.</w:t>
               <w:tab/>
-              <w:t>40</w:t>
+              <w:t>41</w:t>
             </w:r>
           </w:hyperlink>
         </w:p>
@@ -1105,7 +1126,7 @@
             </w:tabs>
             <w:rPr/>
           </w:pPr>
-          <w:hyperlink w:anchor="__RefHeading___Toc3373_3404502048">
+          <w:hyperlink w:anchor="__RefHeading___Toc3383_3565506232">
             <w:r>
               <w:rPr>
                 <w:webHidden/>
@@ -1113,7 +1134,7 @@
               </w:rPr>
               <w:t>9.4 What 29 blk/s means</w:t>
               <w:tab/>
-              <w:t>41</w:t>
+              <w:t>42</w:t>
             </w:r>
           </w:hyperlink>
         </w:p>
@@ -1126,7 +1147,7 @@
             </w:tabs>
             <w:rPr/>
           </w:pPr>
-          <w:hyperlink w:anchor="__RefHeading___Toc3375_3404502048">
+          <w:hyperlink w:anchor="__RefHeading___Toc3385_3565506232">
             <w:r>
               <w:rPr>
                 <w:webHidden/>
@@ -1134,7 +1155,7 @@
               </w:rPr>
               <w:t>9.5 Image notes</w:t>
               <w:tab/>
-              <w:t>42</w:t>
+              <w:t>43</w:t>
             </w:r>
           </w:hyperlink>
         </w:p>
@@ -1147,7 +1168,7 @@
             </w:tabs>
             <w:rPr/>
           </w:pPr>
-          <w:hyperlink w:anchor="__RefHeading___Toc3377_3404502048">
+          <w:hyperlink w:anchor="__RefHeading___Toc3387_3565506232">
             <w:r>
               <w:rPr>
                 <w:webHidden/>
@@ -1155,7 +1176,7 @@
               </w:rPr>
               <w:t>10 Honest Limits</w:t>
               <w:tab/>
-              <w:t>43</w:t>
+              <w:t>44</w:t>
             </w:r>
           </w:hyperlink>
         </w:p>
@@ -1168,7 +1189,7 @@
             </w:tabs>
             <w:rPr/>
           </w:pPr>
-          <w:hyperlink w:anchor="__RefHeading___Toc3379_3404502048">
+          <w:hyperlink w:anchor="__RefHeading___Toc3389_3565506232">
             <w:r>
               <w:rPr>
                 <w:webHidden/>
@@ -1176,7 +1197,7 @@
               </w:rPr>
               <w:t>10.1 What the board evidence does not cover</w:t>
               <w:tab/>
-              <w:t>43</w:t>
+              <w:t>44</w:t>
             </w:r>
           </w:hyperlink>
         </w:p>
@@ -1189,7 +1210,7 @@
             </w:tabs>
             <w:rPr/>
           </w:pPr>
-          <w:hyperlink w:anchor="__RefHeading___Toc3381_3404502048">
+          <w:hyperlink w:anchor="__RefHeading___Toc3391_3565506232">
             <w:r>
               <w:rPr>
                 <w:webHidden/>
@@ -1197,7 +1218,7 @@
               </w:rPr>
               <w:t>10.2 Traceability</w:t>
               <w:tab/>
-              <w:t>44</w:t>
+              <w:t>45</w:t>
             </w:r>
           </w:hyperlink>
           <w:r>
@@ -1284,7 +1305,7 @@
           <w:rPr>
             <w:rStyle w:val="ListLabel1"/>
           </w:rPr>
-          <w:t>18</w:t>
+          <w:t>19</w:t>
         </w:r>
         <w:r>
           <w:rPr>
@@ -1341,7 +1362,7 @@
           <w:rPr>
             <w:rStyle w:val="ListLabel1"/>
           </w:rPr>
-          <w:t>33</w:t>
+          <w:t>34</w:t>
         </w:r>
         <w:r>
           <w:rPr>
@@ -1398,7 +1419,7 @@
           <w:rPr>
             <w:rStyle w:val="ListLabel1"/>
           </w:rPr>
-          <w:t>34</w:t>
+          <w:t>35</w:t>
         </w:r>
         <w:r>
           <w:rPr>
@@ -1455,7 +1476,7 @@
           <w:rPr>
             <w:rStyle w:val="ListLabel1"/>
           </w:rPr>
-          <w:t>37</w:t>
+          <w:t>38</w:t>
         </w:r>
         <w:r>
           <w:rPr>
@@ -1512,7 +1533,7 @@
           <w:rPr>
             <w:rStyle w:val="ListLabel1"/>
           </w:rPr>
-          <w:t>40</w:t>
+          <w:t>41</w:t>
         </w:r>
         <w:r>
           <w:rPr>
@@ -1825,7 +1846,7 @@
           <w:rPr>
             <w:rStyle w:val="ListLabel1"/>
           </w:rPr>
-          <w:t>20</w:t>
+          <w:t>21</w:t>
         </w:r>
         <w:r>
           <w:rPr>
@@ -1882,7 +1903,7 @@
           <w:rPr>
             <w:rStyle w:val="ListLabel1"/>
           </w:rPr>
-          <w:t>30</w:t>
+          <w:t>31</w:t>
         </w:r>
         <w:r>
           <w:rPr>
@@ -1939,7 +1960,7 @@
           <w:rPr>
             <w:rStyle w:val="ListLabel1"/>
           </w:rPr>
-          <w:t>32</w:t>
+          <w:t>33</w:t>
         </w:r>
         <w:r>
           <w:rPr>
@@ -1996,7 +2017,7 @@
           <w:rPr>
             <w:rStyle w:val="ListLabel1"/>
           </w:rPr>
-          <w:t>35</w:t>
+          <w:t>36</w:t>
         </w:r>
         <w:r>
           <w:rPr>
@@ -2053,7 +2074,7 @@
           <w:rPr>
             <w:rStyle w:val="ListLabel1"/>
           </w:rPr>
-          <w:t>38</w:t>
+          <w:t>39</w:t>
         </w:r>
         <w:r>
           <w:rPr>
@@ -2110,7 +2131,7 @@
           <w:rPr>
             <w:rStyle w:val="ListLabel1"/>
           </w:rPr>
-          <w:t>44</w:t>
+          <w:t>45</w:t>
         </w:r>
         <w:r>
           <w:rPr>
@@ -2228,7 +2249,7 @@
         <w:spacing w:before="360" w:after="120"/>
         <w:rPr/>
       </w:pPr>
-      <w:bookmarkStart w:id="0" w:name="__RefHeading___Toc3283_3404502048"/>
+      <w:bookmarkStart w:id="0" w:name="__RefHeading___Toc3291_3565506232"/>
       <w:bookmarkStart w:id="1" w:name="document-information"/>
       <w:bookmarkEnd w:id="0"/>
       <w:r>
@@ -2260,7 +2281,7 @@
         <w:spacing w:before="280" w:after="80"/>
         <w:rPr/>
       </w:pPr>
-      <w:bookmarkStart w:id="2" w:name="__RefHeading___Toc3285_3404502048"/>
+      <w:bookmarkStart w:id="2" w:name="__RefHeading___Toc3293_3565506232"/>
       <w:bookmarkEnd w:id="2"/>
       <w:r>
         <w:rPr>
@@ -2605,7 +2626,7 @@
       <w:r>
         <w:br w:type="page"/>
       </w:r>
-      <w:bookmarkStart w:id="5" w:name="__RefHeading___Toc3287_3404502048"/>
+      <w:bookmarkStart w:id="5" w:name="__RefHeading___Toc3295_3565506232"/>
       <w:bookmarkEnd w:id="5"/>
       <w:r>
         <w:rPr>
@@ -2650,7 +2671,7 @@
         <w:spacing w:before="280" w:after="80"/>
         <w:rPr/>
       </w:pPr>
-      <w:bookmarkStart w:id="6" w:name="__RefHeading___Toc3289_3404502048"/>
+      <w:bookmarkStart w:id="6" w:name="__RefHeading___Toc3297_3565506232"/>
       <w:bookmarkStart w:id="7" w:name="provenance"/>
       <w:bookmarkEnd w:id="6"/>
       <w:r>
@@ -2761,7 +2782,7 @@
         <w:spacing w:before="360" w:after="120"/>
         <w:rPr/>
       </w:pPr>
-      <w:bookmarkStart w:id="8" w:name="__RefHeading___Toc3291_3404502048"/>
+      <w:bookmarkStart w:id="8" w:name="__RefHeading___Toc3299_3565506232"/>
       <w:bookmarkStart w:id="9" w:name="scope-and-claims"/>
       <w:bookmarkEnd w:id="8"/>
       <w:r>
@@ -2793,7 +2814,7 @@
         <w:spacing w:before="280" w:after="80"/>
         <w:rPr/>
       </w:pPr>
-      <w:bookmarkStart w:id="10" w:name="__RefHeading___Toc3293_3404502048"/>
+      <w:bookmarkStart w:id="10" w:name="__RefHeading___Toc3301_3565506232"/>
       <w:bookmarkStart w:id="11" w:name="what-this-book-is"/>
       <w:bookmarkEnd w:id="10"/>
       <w:r>
@@ -2841,7 +2862,7 @@
         <w:spacing w:before="280" w:after="80"/>
         <w:rPr/>
       </w:pPr>
-      <w:bookmarkStart w:id="13" w:name="__RefHeading___Toc3295_3404502048"/>
+      <w:bookmarkStart w:id="13" w:name="__RefHeading___Toc3303_3565506232"/>
       <w:bookmarkStart w:id="14" w:name="what-is-claimed"/>
       <w:bookmarkEnd w:id="13"/>
       <w:r>
@@ -3087,7 +3108,7 @@
         <w:spacing w:before="280" w:after="80"/>
         <w:rPr/>
       </w:pPr>
-      <w:bookmarkStart w:id="16" w:name="__RefHeading___Toc3297_3404502048"/>
+      <w:bookmarkStart w:id="16" w:name="__RefHeading___Toc3305_3565506232"/>
       <w:bookmarkStart w:id="17" w:name="what-is-not-claimed"/>
       <w:bookmarkEnd w:id="16"/>
       <w:r>
@@ -3146,7 +3167,7 @@
         <w:spacing w:before="360" w:after="120"/>
         <w:rPr/>
       </w:pPr>
-      <w:bookmarkStart w:id="18" w:name="__RefHeading___Toc3299_3404502048"/>
+      <w:bookmarkStart w:id="18" w:name="__RefHeading___Toc3307_3565506232"/>
       <w:bookmarkStart w:id="19" w:name="images-and-codec-profile"/>
       <w:bookmarkEnd w:id="18"/>
       <w:r>
@@ -3178,7 +3199,7 @@
         <w:spacing w:before="280" w:after="80"/>
         <w:rPr/>
       </w:pPr>
-      <w:bookmarkStart w:id="20" w:name="__RefHeading___Toc3301_3404502048"/>
+      <w:bookmarkStart w:id="20" w:name="__RefHeading___Toc3309_3565506232"/>
       <w:bookmarkStart w:id="21" w:name="image-matrix"/>
       <w:bookmarkEnd w:id="20"/>
       <w:r>
@@ -4289,7 +4310,7 @@
         <w:spacing w:before="280" w:after="80"/>
         <w:rPr/>
       </w:pPr>
-      <w:bookmarkStart w:id="23" w:name="__RefHeading___Toc3303_3404502048"/>
+      <w:bookmarkStart w:id="23" w:name="__RefHeading___Toc3311_3565506232"/>
       <w:bookmarkStart w:id="24" w:name="codec-profile"/>
       <w:bookmarkEnd w:id="23"/>
       <w:r>
@@ -4428,7 +4449,7 @@
         <w:spacing w:before="360" w:after="120"/>
         <w:rPr/>
       </w:pPr>
-      <w:bookmarkStart w:id="25" w:name="__RefHeading___Toc3305_3404502048"/>
+      <w:bookmarkStart w:id="25" w:name="__RefHeading___Toc3313_3565506232"/>
       <w:bookmarkStart w:id="26" w:name="harness-architecture"/>
       <w:bookmarkEnd w:id="25"/>
       <w:r>
@@ -4460,7 +4481,7 @@
         <w:spacing w:before="280" w:after="80"/>
         <w:rPr/>
       </w:pPr>
-      <w:bookmarkStart w:id="27" w:name="__RefHeading___Toc3307_3404502048"/>
+      <w:bookmarkStart w:id="27" w:name="__RefHeading___Toc3315_3565506232"/>
       <w:bookmarkEnd w:id="27"/>
       <w:r>
         <w:rPr>
@@ -5281,7 +5302,7 @@
                 <w:szCs w:val="24"/>
                 <w:lang w:val="en-US" w:eastAsia="en-US" w:bidi="ar-SA"/>
               </w:rPr>
-              <w:t>axis4_master_pattern_gen</w:t>
+              <w:t>axis4_master_injector</w:t>
             </w:r>
           </w:p>
         </w:tc>
@@ -5312,7 +5333,7 @@
                 <w:szCs w:val="24"/>
                 <w:lang w:val="en-US" w:eastAsia="en-US" w:bidi="ar-SA"/>
               </w:rPr>
-              <w:t>rtl/amba/shared/axis4_master_pattern_gen.sv</w:t>
+              <w:t>rtl/amba/shared/axis4_master_injector.sv</w:t>
             </w:r>
           </w:p>
         </w:tc>
@@ -6151,7 +6172,7 @@
       <w:r>
         <w:br w:type="page"/>
       </w:r>
-      <w:bookmarkStart w:id="30" w:name="__RefHeading___Toc3309_3404502048"/>
+      <w:bookmarkStart w:id="30" w:name="__RefHeading___Toc3317_3565506232"/>
       <w:bookmarkEnd w:id="30"/>
       <w:r>
         <w:rPr>
@@ -7248,6 +7269,39 @@
     </w:tbl>
     <w:p>
       <w:pPr>
+        <w:pStyle w:val="Heading2"/>
+        <w:pBdr>
+          <w:bottom w:val="single" w:sz="12" w:space="0" w:color="228B22"/>
+        </w:pBdr>
+        <w:spacing w:before="280" w:after="80"/>
+        <w:rPr/>
+      </w:pPr>
+      <w:r>
+        <w:br w:type="page"/>
+      </w:r>
+      <w:bookmarkStart w:id="32" w:name="__RefHeading___Toc3319_3565506232"/>
+      <w:bookmarkEnd w:id="32"/>
+      <w:r>
+        <w:rPr>
+          <w:rStyle w:val="SectionNumber"/>
+          <w:b/>
+          <w:color w:val="228B22"/>
+          <w:sz w:val="28"/>
+        </w:rPr>
+        <w:t>4.3</w:t>
+      </w:r>
+      <w:r>
+        <w:rPr>
+          <w:b/>
+          <w:color w:val="228B22"/>
+          <w:sz w:val="28"/>
+        </w:rPr>
+        <w:tab/>
+        <w:t>Datapath diagram</w:t>
+      </w:r>
+    </w:p>
+    <w:p>
+      <w:pPr>
         <w:pStyle w:val="CaptionedFigure"/>
         <w:rPr/>
       </w:pPr>
@@ -7255,9 +7309,9 @@
         <w:rPr/>
         <w:drawing>
           <wp:inline distT="0" distB="0" distL="0" distR="0">
-            <wp:extent cx="5334000" cy="836930"/>
+            <wp:extent cx="5334000" cy="3507740"/>
             <wp:effectExtent l="0" t="0" r="0" b="0"/>
-            <wp:docPr id="4" name="Picture" descr="Datapath diagram"/>
+            <wp:docPr id="4" name="Picture" descr="Reed-Solomon AXIS datapath and register path"/>
             <wp:cNvGraphicFramePr>
               <a:graphicFrameLocks xmlns:a="http://schemas.openxmlformats.org/drawingml/2006/main" noChangeAspect="1"/>
             </wp:cNvGraphicFramePr>
@@ -7265,7 +7319,7 @@
               <a:graphicData uri="http://schemas.openxmlformats.org/drawingml/2006/picture">
                 <pic:pic xmlns:pic="http://schemas.openxmlformats.org/drawingml/2006/picture">
                   <pic:nvPicPr>
-                    <pic:cNvPr id="4" name="Picture" descr="Datapath diagram"/>
+                    <pic:cNvPr id="4" name="Picture" descr="Reed-Solomon AXIS datapath and register path"/>
                     <pic:cNvPicPr>
                       <a:picLocks noChangeAspect="1" noChangeArrowheads="1"/>
                     </pic:cNvPicPr>
@@ -7279,7 +7333,7 @@
                   <pic:spPr bwMode="auto">
                     <a:xfrm>
                       <a:off x="0" y="0"/>
-                      <a:ext cx="5334000" cy="836930"/>
+                      <a:ext cx="5334000" cy="3507740"/>
                     </a:xfrm>
                     <a:prstGeom prst="rect">
                       <a:avLst/>
@@ -7299,7 +7353,7 @@
       </w:pPr>
       <w:r>
         <w:rPr/>
-        <w:t>Datapath diagram</w:t>
+        <w:t>Reed-Solomon AXIS datapath and register path</w:t>
       </w:r>
     </w:p>
     <w:p>
@@ -7308,10 +7362,10 @@
         <w:spacing w:before="200" w:after="80"/>
         <w:rPr/>
       </w:pPr>
-      <w:bookmarkStart w:id="32" w:name="__RefHeading___Toc3311_3404502048"/>
-      <w:bookmarkStart w:id="33" w:name="X68792c9258fca26be422d89b352eb4e736ef16d"/>
-      <w:bookmarkStart w:id="34" w:name="_Fig_1_Reed_Solomon_AXIS_da"/>
-      <w:bookmarkEnd w:id="32"/>
+      <w:bookmarkStart w:id="33" w:name="__RefHeading___Toc3321_3565506232"/>
+      <w:bookmarkStart w:id="34" w:name="X68792c9258fca26be422d89b352eb4e736ef16d"/>
+      <w:bookmarkStart w:id="35" w:name="_Fig_1_Reed_Solomon_AXIS_da"/>
+      <w:bookmarkEnd w:id="33"/>
       <w:r>
         <w:rPr>
           <w:rStyle w:val="SectionNumber"/>
@@ -7319,7 +7373,7 @@
           <w:color w:val="404040"/>
           <w:sz w:val="24"/>
         </w:rPr>
-        <w:t>4.2.1</w:t>
+        <w:t>4.3.1</w:t>
       </w:r>
       <w:r>
         <w:rPr>
@@ -7330,7 +7384,35 @@
         <w:tab/>
         <w:t>Figure 2.1: Reed-Solomon AXIS datapath and register path.</w:t>
       </w:r>
-      <w:bookmarkEnd w:id="33"/>
+      <w:bookmarkEnd w:id="35"/>
+    </w:p>
+    <w:p>
+      <w:pPr>
+        <w:pStyle w:val="FirstParagraph"/>
+        <w:rPr/>
+      </w:pPr>
+      <w:r>
+        <w:rPr>
+          <w:b/>
+          <w:bCs/>
+          <w:sz w:val="20"/>
+        </w:rPr>
+        <w:t>Source:</w:t>
+      </w:r>
+      <w:r>
+        <w:rPr>
+          <w:sz w:val="20"/>
+        </w:rPr>
+        <w:t xml:space="preserve"> </w:t>
+      </w:r>
+      <w:hyperlink r:id="rId4">
+        <w:r>
+          <w:rPr>
+            <w:rStyle w:val="Hyperlink"/>
+          </w:rPr>
+          <w:t>01_rs_axis_loop.dot</w:t>
+        </w:r>
+      </w:hyperlink>
       <w:bookmarkEnd w:id="34"/>
       <w:r>
         <w:br w:type="page"/>
@@ -7345,9 +7427,9 @@
         <w:spacing w:before="280" w:after="80"/>
         <w:rPr/>
       </w:pPr>
-      <w:bookmarkStart w:id="35" w:name="__RefHeading___Toc3313_3404502048"/>
-      <w:bookmarkStart w:id="36" w:name="register-path-clock-and-reset"/>
-      <w:bookmarkEnd w:id="35"/>
+      <w:bookmarkStart w:id="36" w:name="__RefHeading___Toc3323_3565506232"/>
+      <w:bookmarkStart w:id="37" w:name="register-path-clock-and-reset"/>
+      <w:bookmarkEnd w:id="36"/>
       <w:r>
         <w:rPr>
           <w:rStyle w:val="SectionNumber"/>
@@ -7355,7 +7437,7 @@
           <w:color w:val="228B22"/>
           <w:sz w:val="28"/>
         </w:rPr>
-        <w:t>4.3</w:t>
+        <w:t>4.4</w:t>
       </w:r>
       <w:r>
         <w:rPr>
@@ -7508,7 +7590,7 @@
         <w:t>, producing the 100 MHz harness clock. The Nexys A7 top uses the on-board 100 MHz clock directly.</w:t>
       </w:r>
       <w:bookmarkEnd w:id="26"/>
-      <w:bookmarkEnd w:id="36"/>
+      <w:bookmarkEnd w:id="37"/>
       <w:r>
         <w:br w:type="page"/>
       </w:r>
@@ -7520,9 +7602,9 @@
         <w:spacing w:before="360" w:after="120"/>
         <w:rPr/>
       </w:pPr>
-      <w:bookmarkStart w:id="37" w:name="__RefHeading___Toc3315_3404502048"/>
-      <w:bookmarkStart w:id="38" w:name="campaigns-and-the-oracle-argument"/>
-      <w:bookmarkEnd w:id="37"/>
+      <w:bookmarkStart w:id="38" w:name="__RefHeading___Toc3325_3565506232"/>
+      <w:bookmarkStart w:id="39" w:name="campaigns-and-the-oracle-argument"/>
+      <w:bookmarkEnd w:id="38"/>
       <w:r>
         <w:rPr>
           <w:rStyle w:val="SectionNumber"/>
@@ -7552,8 +7634,8 @@
         <w:spacing w:before="280" w:after="80"/>
         <w:rPr/>
       </w:pPr>
-      <w:bookmarkStart w:id="39" w:name="__RefHeading___Toc3317_3404502048"/>
-      <w:bookmarkEnd w:id="39"/>
+      <w:bookmarkStart w:id="40" w:name="__RefHeading___Toc3327_3565506232"/>
+      <w:bookmarkEnd w:id="40"/>
       <w:r>
         <w:rPr>
           <w:rStyle w:val="SectionNumber"/>
@@ -7578,12 +7660,12 @@
         <w:pStyle w:val="TableCaption"/>
         <w:rPr/>
       </w:pPr>
-      <w:bookmarkStart w:id="40" w:name="_Tab_5_Table_3_1__Reed_Solo"/>
+      <w:bookmarkStart w:id="41" w:name="_Tab_5_Table_3_1__Reed_Solo"/>
       <w:r>
         <w:rPr/>
         <w:t>Table 3.1: Reed-Solomon board campaign inventory.</w:t>
       </w:r>
-      <w:bookmarkEnd w:id="40"/>
+      <w:bookmarkEnd w:id="41"/>
     </w:p>
     <w:tbl>
       <w:tblPr>
@@ -8579,8 +8661,8 @@
               </w:rPr>
               <w:t>Host-seeded; replayable.</w:t>
             </w:r>
-            <w:bookmarkStart w:id="41" w:name="campaign-inventory"/>
-            <w:bookmarkEnd w:id="41"/>
+            <w:bookmarkStart w:id="42" w:name="campaign-inventory"/>
+            <w:bookmarkEnd w:id="42"/>
           </w:p>
         </w:tc>
       </w:tr>
@@ -8597,8 +8679,8 @@
       <w:r>
         <w:br w:type="page"/>
       </w:r>
-      <w:bookmarkStart w:id="42" w:name="__RefHeading___Toc3319_3404502048"/>
-      <w:bookmarkEnd w:id="42"/>
+      <w:bookmarkStart w:id="43" w:name="__RefHeading___Toc3329_3565506232"/>
+      <w:bookmarkEnd w:id="43"/>
       <w:r>
         <w:rPr>
           <w:rStyle w:val="SectionNumber"/>
@@ -8642,9 +8724,9 @@
         <w:spacing w:before="280" w:after="80"/>
         <w:rPr/>
       </w:pPr>
-      <w:bookmarkStart w:id="43" w:name="__RefHeading___Toc3321_3404502048"/>
-      <w:bookmarkStart w:id="44" w:name="the-dual-solver-loop-as-oracle"/>
-      <w:bookmarkEnd w:id="43"/>
+      <w:bookmarkStart w:id="44" w:name="__RefHeading___Toc3331_3565506232"/>
+      <w:bookmarkStart w:id="45" w:name="the-dual-solver-loop-as-oracle"/>
+      <w:bookmarkEnd w:id="44"/>
       <w:r>
         <w:rPr>
           <w:rStyle w:val="SectionNumber"/>
@@ -8727,8 +8809,8 @@
         </w:rPr>
         <w:t>, so a correction is judged by a reference that never saw the errors. A separate comparator then requires the two decoders to agree on every beat and on every block’s verdict. On the board images this comparator is absent by construction; the cross-check is the deterministic campaign battery.</w:t>
       </w:r>
-      <w:bookmarkEnd w:id="38"/>
-      <w:bookmarkEnd w:id="44"/>
+      <w:bookmarkEnd w:id="39"/>
+      <w:bookmarkEnd w:id="45"/>
       <w:r>
         <w:br w:type="page"/>
       </w:r>
@@ -8740,9 +8822,9 @@
         <w:spacing w:before="360" w:after="120"/>
         <w:rPr/>
       </w:pPr>
-      <w:bookmarkStart w:id="45" w:name="__RefHeading___Toc3323_3404502048"/>
-      <w:bookmarkStart w:id="46" w:name="testing-choices"/>
-      <w:bookmarkEnd w:id="45"/>
+      <w:bookmarkStart w:id="46" w:name="__RefHeading___Toc3333_3565506232"/>
+      <w:bookmarkStart w:id="47" w:name="testing-choices"/>
+      <w:bookmarkEnd w:id="46"/>
       <w:r>
         <w:rPr>
           <w:rStyle w:val="SectionNumber"/>
@@ -8772,9 +8854,9 @@
         <w:spacing w:before="280" w:after="80"/>
         <w:rPr/>
       </w:pPr>
-      <w:bookmarkStart w:id="47" w:name="__RefHeading___Toc3325_3404502048"/>
-      <w:bookmarkStart w:id="48" w:name="X8d236ce34556ebaf33b14981fd5c50a974c9d5f"/>
-      <w:bookmarkEnd w:id="47"/>
+      <w:bookmarkStart w:id="48" w:name="__RefHeading___Toc3335_3565506232"/>
+      <w:bookmarkStart w:id="49" w:name="X8d236ce34556ebaf33b14981fd5c50a974c9d5f"/>
+      <w:bookmarkEnd w:id="48"/>
       <w:r>
         <w:rPr>
           <w:rStyle w:val="SectionNumber"/>
@@ -8818,7 +8900,7 @@
         </w:rPr>
         <w:t xml:space="preserve"> operates on 8-bit symbols. Mode 1 exact-count places exactly e errors per block at uniformly random distinct positions, which is what makes the e = t / e = t + 1 boundary sharp. Mode 2 burst and mode 3 rate model raw channel bit-error behaviour. Modes 4 clusters and 5 localized model spatially correlated faults. Mode 6 badblock models the tail of NAND retention. Mode 7 debug is the deterministic bring-up walk.</w:t>
       </w:r>
-      <w:bookmarkEnd w:id="48"/>
+      <w:bookmarkEnd w:id="49"/>
       <w:r>
         <w:br w:type="page"/>
       </w:r>
@@ -8832,9 +8914,9 @@
         <w:spacing w:before="280" w:after="80"/>
         <w:rPr/>
       </w:pPr>
-      <w:bookmarkStart w:id="49" w:name="__RefHeading___Toc3327_3404502048"/>
-      <w:bookmarkStart w:id="50" w:name="X39b5670bd0cc349c34063d439e0ead0eedf07cb"/>
-      <w:bookmarkEnd w:id="49"/>
+      <w:bookmarkStart w:id="50" w:name="__RefHeading___Toc3337_3565506232"/>
+      <w:bookmarkStart w:id="51" w:name="X39b5670bd0cc349c34063d439e0ead0eedf07cb"/>
+      <w:bookmarkEnd w:id="50"/>
       <w:r>
         <w:rPr>
           <w:rStyle w:val="SectionNumber"/>
@@ -8859,14 +8941,14 @@
         <w:pStyle w:val="FirstParagraph"/>
         <w:rPr/>
       </w:pPr>
-      <w:bookmarkStart w:id="51" w:name="X39b5670bd0cc349c34063d439e0ead0eedf07cb"/>
+      <w:bookmarkStart w:id="52" w:name="X39b5670bd0cc349c34063d439e0ead0eedf07cb"/>
       <w:r>
         <w:rPr>
           <w:sz w:val="20"/>
         </w:rPr>
         <w:t>Errors are injected after the encoder, not in the generator. An error in the generator’s data would be encoded faithfully and would be invisible to the code. Placing the injector on the coded stream means parity symbols are corrupted too, which is the workload the decoder actually has to handle.</w:t>
       </w:r>
-      <w:bookmarkEnd w:id="51"/>
+      <w:bookmarkEnd w:id="52"/>
       <w:r>
         <w:br w:type="page"/>
       </w:r>
@@ -8880,9 +8962,9 @@
         <w:spacing w:before="280" w:after="80"/>
         <w:rPr/>
       </w:pPr>
-      <w:bookmarkStart w:id="52" w:name="__RefHeading___Toc3329_3404502048"/>
-      <w:bookmarkStart w:id="53" w:name="uart-and-the-safety-pair"/>
-      <w:bookmarkEnd w:id="52"/>
+      <w:bookmarkStart w:id="53" w:name="__RefHeading___Toc3339_3565506232"/>
+      <w:bookmarkStart w:id="54" w:name="uart-and-the-safety-pair"/>
+      <w:bookmarkEnd w:id="53"/>
       <w:r>
         <w:rPr>
           <w:rStyle w:val="SectionNumber"/>
@@ -8952,7 +9034,7 @@
         </w:rPr>
         <w:t>) is present with a device behind it.</w:t>
       </w:r>
-      <w:bookmarkEnd w:id="53"/>
+      <w:bookmarkEnd w:id="54"/>
       <w:r>
         <w:br w:type="page"/>
       </w:r>
@@ -8966,9 +9048,9 @@
         <w:spacing w:before="280" w:after="80"/>
         <w:rPr/>
       </w:pPr>
-      <w:bookmarkStart w:id="54" w:name="__RefHeading___Toc3331_3404502048"/>
-      <w:bookmarkStart w:id="55" w:name="genesys-2-vs-nexys-a7"/>
-      <w:bookmarkEnd w:id="54"/>
+      <w:bookmarkStart w:id="55" w:name="__RefHeading___Toc3341_3565506232"/>
+      <w:bookmarkStart w:id="56" w:name="genesys-2-vs-nexys-a7"/>
+      <w:bookmarkEnd w:id="55"/>
       <w:r>
         <w:rPr>
           <w:rStyle w:val="SectionNumber"/>
@@ -9012,7 +9094,7 @@
         </w:rPr>
         <w:t>) but the Genesys 2 is the primary target for harness-class work.</w:t>
       </w:r>
-      <w:bookmarkEnd w:id="55"/>
+      <w:bookmarkEnd w:id="56"/>
       <w:r>
         <w:br w:type="page"/>
       </w:r>
@@ -9026,9 +9108,9 @@
         <w:spacing w:before="280" w:after="80"/>
         <w:rPr/>
       </w:pPr>
-      <w:bookmarkStart w:id="56" w:name="__RefHeading___Toc3333_3404502048"/>
-      <w:bookmarkStart w:id="57" w:name="X795ba1d5d597264028343fd225a136bc41bb7e4"/>
-      <w:bookmarkEnd w:id="56"/>
+      <w:bookmarkStart w:id="57" w:name="__RefHeading___Toc3343_3565506232"/>
+      <w:bookmarkStart w:id="58" w:name="X795ba1d5d597264028343fd225a136bc41bb7e4"/>
+      <w:bookmarkEnd w:id="57"/>
       <w:r>
         <w:rPr>
           <w:rStyle w:val="SectionNumber"/>
@@ -9085,7 +9167,7 @@
         </w:rPr>
         <w:t xml:space="preserve"> value that would exceed the job memories.</w:t>
       </w:r>
-      <w:bookmarkEnd w:id="57"/>
+      <w:bookmarkEnd w:id="58"/>
       <w:r>
         <w:br w:type="page"/>
       </w:r>
@@ -9099,9 +9181,9 @@
         <w:spacing w:before="280" w:after="80"/>
         <w:rPr/>
       </w:pPr>
-      <w:bookmarkStart w:id="58" w:name="__RefHeading___Toc3335_3404502048"/>
-      <w:bookmarkStart w:id="59" w:name="deliberately-not-board-tested"/>
-      <w:bookmarkEnd w:id="58"/>
+      <w:bookmarkStart w:id="59" w:name="__RefHeading___Toc3345_3565506232"/>
+      <w:bookmarkStart w:id="60" w:name="deliberately-not-board-tested"/>
+      <w:bookmarkEnd w:id="59"/>
       <w:r>
         <w:rPr>
           <w:rStyle w:val="SectionNumber"/>
@@ -9158,8 +9240,8 @@
         </w:rPr>
         <w:t xml:space="preserve"> boundary is a known open issue, detailed in the next section.</w:t>
       </w:r>
-      <w:bookmarkEnd w:id="46"/>
-      <w:bookmarkEnd w:id="59"/>
+      <w:bookmarkEnd w:id="47"/>
+      <w:bookmarkEnd w:id="60"/>
       <w:r>
         <w:br w:type="page"/>
       </w:r>
@@ -9171,9 +9253,9 @@
         <w:spacing w:before="360" w:after="120"/>
         <w:rPr/>
       </w:pPr>
-      <w:bookmarkStart w:id="60" w:name="__RefHeading___Toc3337_3404502048"/>
-      <w:bookmarkStart w:id="61" w:name="erasure-campaign"/>
-      <w:bookmarkEnd w:id="60"/>
+      <w:bookmarkStart w:id="61" w:name="__RefHeading___Toc3347_3565506232"/>
+      <w:bookmarkStart w:id="62" w:name="erasure-campaign"/>
+      <w:bookmarkEnd w:id="61"/>
       <w:r>
         <w:rPr>
           <w:rStyle w:val="SectionNumber"/>
@@ -9203,9 +9285,9 @@
         <w:spacing w:before="280" w:after="80"/>
         <w:rPr/>
       </w:pPr>
-      <w:bookmarkStart w:id="62" w:name="__RefHeading___Toc3339_3404502048"/>
-      <w:bookmarkStart w:id="63" w:name="what-erasure-decoding-adds"/>
-      <w:bookmarkEnd w:id="62"/>
+      <w:bookmarkStart w:id="63" w:name="__RefHeading___Toc3349_3565506232"/>
+      <w:bookmarkStart w:id="64" w:name="what-erasure-decoding-adds"/>
+      <w:bookmarkEnd w:id="63"/>
       <w:r>
         <w:rPr>
           <w:rStyle w:val="SectionNumber"/>
@@ -9300,12 +9382,12 @@
         </w:numPr>
         <w:rPr/>
       </w:pPr>
-      <w:bookmarkStart w:id="64" w:name="what-erasure-decoding-adds"/>
+      <w:bookmarkStart w:id="65" w:name="what-erasure-decoding-adds"/>
       <w:r>
         <w:rPr/>
         <w:t>f = 2t + 1 = 17 erasures should be refused by inspection.</w:t>
       </w:r>
-      <w:bookmarkEnd w:id="64"/>
+      <w:bookmarkEnd w:id="65"/>
       <w:r>
         <w:br w:type="page"/>
       </w:r>
@@ -9319,8 +9401,8 @@
         <w:spacing w:before="280" w:after="80"/>
         <w:rPr/>
       </w:pPr>
-      <w:bookmarkStart w:id="65" w:name="__RefHeading___Toc3341_3404502048"/>
-      <w:bookmarkEnd w:id="65"/>
+      <w:bookmarkStart w:id="66" w:name="__RefHeading___Toc3351_3565506232"/>
+      <w:bookmarkEnd w:id="66"/>
       <w:r>
         <w:rPr>
           <w:rStyle w:val="SectionNumber"/>
@@ -9370,12 +9452,12 @@
         <w:pStyle w:val="TableCaption"/>
         <w:rPr/>
       </w:pPr>
-      <w:bookmarkStart w:id="66" w:name="_Tab_6_Table_3_2__Reed_Solo"/>
+      <w:bookmarkStart w:id="67" w:name="_Tab_6_Table_3_2__Reed_Solo"/>
       <w:r>
         <w:rPr/>
         <w:t>Table 3.2: Reed-Solomon erasure boundary results.</w:t>
       </w:r>
-      <w:bookmarkEnd w:id="66"/>
+      <w:bookmarkEnd w:id="67"/>
     </w:p>
     <w:tbl>
       <w:tblPr>
@@ -9815,8 +9897,8 @@
               </w:rPr>
               <w:t>Refused: 16/16 blocks uncorrectable.</w:t>
             </w:r>
-            <w:bookmarkStart w:id="67" w:name="board-findings"/>
-            <w:bookmarkEnd w:id="67"/>
+            <w:bookmarkStart w:id="68" w:name="board-findings"/>
+            <w:bookmarkEnd w:id="68"/>
           </w:p>
         </w:tc>
       </w:tr>
@@ -9833,8 +9915,8 @@
       <w:r>
         <w:br w:type="page"/>
       </w:r>
-      <w:bookmarkStart w:id="68" w:name="__RefHeading___Toc3343_3404502048"/>
-      <w:bookmarkEnd w:id="68"/>
+      <w:bookmarkStart w:id="69" w:name="__RefHeading___Toc3353_3565506232"/>
+      <w:bookmarkEnd w:id="69"/>
       <w:r>
         <w:rPr>
           <w:rStyle w:val="SectionNumber"/>
@@ -9891,7 +9973,7 @@
         </w:rPr>
         <w:t xml:space="preserve"> bypass intends to pass f = 16, but the final verdict fires downstream. The f = t and f = 2t+1 paths are correct; the f = 2t path must be fixed in the component DV and then re-run on the board. This report documents the finding exactly as measured and does not fabricate a corrected result.</w:t>
       </w:r>
-      <w:bookmarkEnd w:id="61"/>
+      <w:bookmarkEnd w:id="62"/>
       <w:r>
         <w:br w:type="page"/>
       </w:r>
@@ -9903,9 +9985,9 @@
         <w:spacing w:before="360" w:after="120"/>
         <w:rPr/>
       </w:pPr>
-      <w:bookmarkStart w:id="69" w:name="__RefHeading___Toc3345_3404502048"/>
-      <w:bookmarkStart w:id="70" w:name="battery-results"/>
-      <w:bookmarkEnd w:id="69"/>
+      <w:bookmarkStart w:id="70" w:name="__RefHeading___Toc3355_3565506232"/>
+      <w:bookmarkStart w:id="71" w:name="battery-results"/>
+      <w:bookmarkEnd w:id="70"/>
       <w:r>
         <w:rPr>
           <w:rStyle w:val="SectionNumber"/>
@@ -9935,8 +10017,8 @@
         <w:spacing w:before="280" w:after="80"/>
         <w:rPr/>
       </w:pPr>
-      <w:bookmarkStart w:id="71" w:name="__RefHeading___Toc3347_3404502048"/>
-      <w:bookmarkEnd w:id="71"/>
+      <w:bookmarkStart w:id="72" w:name="__RefHeading___Toc3357_3565506232"/>
+      <w:bookmarkEnd w:id="72"/>
       <w:r>
         <w:rPr>
           <w:rStyle w:val="SectionNumber"/>
@@ -9973,12 +10055,12 @@
         <w:pStyle w:val="TableCaption"/>
         <w:rPr/>
       </w:pPr>
-      <w:bookmarkStart w:id="72" w:name="_Tab_7_Table_4_1__Reed_Solo"/>
+      <w:bookmarkStart w:id="73" w:name="_Tab_7_Table_4_1__Reed_Solo"/>
       <w:r>
         <w:rPr/>
         <w:t>Table 4.1: Reed-Solomon 2026-10-05 battery per-image status.</w:t>
       </w:r>
-      <w:bookmarkEnd w:id="72"/>
+      <w:bookmarkEnd w:id="73"/>
     </w:p>
     <w:tbl>
       <w:tblPr>
@@ -11460,8 +11542,8 @@
               </w:rPr>
               <w:t>PASS</w:t>
             </w:r>
-            <w:bookmarkStart w:id="73" w:name="per-image-campaign-status"/>
-            <w:bookmarkEnd w:id="73"/>
+            <w:bookmarkStart w:id="74" w:name="per-image-campaign-status"/>
+            <w:bookmarkEnd w:id="74"/>
           </w:p>
         </w:tc>
       </w:tr>
@@ -11478,8 +11560,8 @@
       <w:r>
         <w:br w:type="page"/>
       </w:r>
-      <w:bookmarkStart w:id="74" w:name="__RefHeading___Toc3349_3404502048"/>
-      <w:bookmarkEnd w:id="74"/>
+      <w:bookmarkStart w:id="75" w:name="__RefHeading___Toc3359_3565506232"/>
+      <w:bookmarkEnd w:id="75"/>
       <w:r>
         <w:rPr>
           <w:rStyle w:val="SectionNumber"/>
@@ -11524,7 +11606,7 @@
                     </pic:cNvPicPr>
                   </pic:nvPicPr>
                   <pic:blipFill>
-                    <a:blip r:embed="rId4"/>
+                    <a:blip r:embed="rId5"/>
                     <a:stretch>
                       <a:fillRect/>
                     </a:stretch>
@@ -11561,10 +11643,10 @@
         <w:spacing w:before="200" w:after="80"/>
         <w:rPr/>
       </w:pPr>
-      <w:bookmarkStart w:id="75" w:name="__RefHeading___Toc3351_3404502048"/>
-      <w:bookmarkStart w:id="76" w:name="X58bbb23f7f0f279aa358d7d60f440641ac1834b"/>
-      <w:bookmarkStart w:id="77" w:name="_Fig_2_Reed_Solomon_correct"/>
-      <w:bookmarkEnd w:id="75"/>
+      <w:bookmarkStart w:id="76" w:name="__RefHeading___Toc3361_3565506232"/>
+      <w:bookmarkStart w:id="77" w:name="X58bbb23f7f0f279aa358d7d60f440641ac1834b"/>
+      <w:bookmarkStart w:id="78" w:name="_Fig_2_Reed_Solomon_correct"/>
+      <w:bookmarkEnd w:id="76"/>
       <w:r>
         <w:rPr>
           <w:rStyle w:val="SectionNumber"/>
@@ -11583,8 +11665,8 @@
         <w:tab/>
         <w:t>Figure 4.1: Reed-Solomon correction boundary across all four images.</w:t>
       </w:r>
-      <w:bookmarkEnd w:id="76"/>
       <w:bookmarkEnd w:id="77"/>
+      <w:bookmarkEnd w:id="78"/>
       <w:r>
         <w:br w:type="page"/>
       </w:r>
@@ -11598,9 +11680,9 @@
         <w:spacing w:before="280" w:after="80"/>
         <w:rPr/>
       </w:pPr>
-      <w:bookmarkStart w:id="78" w:name="__RefHeading___Toc3353_3404502048"/>
-      <w:bookmarkStart w:id="79" w:name="decode-cost"/>
-      <w:bookmarkEnd w:id="78"/>
+      <w:bookmarkStart w:id="79" w:name="__RefHeading___Toc3363_3565506232"/>
+      <w:bookmarkStart w:id="80" w:name="decode-cost"/>
+      <w:bookmarkEnd w:id="79"/>
       <w:r>
         <w:rPr>
           <w:rStyle w:val="SectionNumber"/>
@@ -11645,7 +11727,7 @@
                     </pic:cNvPicPr>
                   </pic:nvPicPr>
                   <pic:blipFill>
-                    <a:blip r:embed="rId5"/>
+                    <a:blip r:embed="rId6"/>
                     <a:stretch>
                       <a:fillRect/>
                     </a:stretch>
@@ -11682,10 +11764,10 @@
         <w:spacing w:before="200" w:after="80"/>
         <w:rPr/>
       </w:pPr>
-      <w:bookmarkStart w:id="80" w:name="__RefHeading___Toc3355_3404502048"/>
-      <w:bookmarkStart w:id="81" w:name="Xbd76f93528fb9398249af7b8793150605e473fb"/>
-      <w:bookmarkStart w:id="82" w:name="_Fig_3_Reed_Solomon_decode_"/>
-      <w:bookmarkEnd w:id="80"/>
+      <w:bookmarkStart w:id="81" w:name="__RefHeading___Toc3365_3565506232"/>
+      <w:bookmarkStart w:id="82" w:name="Xbd76f93528fb9398249af7b8793150605e473fb"/>
+      <w:bookmarkStart w:id="83" w:name="_Fig_3_Reed_Solomon_decode_"/>
+      <w:bookmarkEnd w:id="81"/>
       <w:r>
         <w:rPr>
           <w:rStyle w:val="SectionNumber"/>
@@ -11704,9 +11786,9 @@
         <w:tab/>
         <w:t>Figure 4.2: Reed-Solomon decode cost across all four images.</w:t>
       </w:r>
-      <w:bookmarkEnd w:id="79"/>
-      <w:bookmarkEnd w:id="81"/>
+      <w:bookmarkEnd w:id="80"/>
       <w:bookmarkEnd w:id="82"/>
+      <w:bookmarkEnd w:id="83"/>
       <w:r>
         <w:br w:type="page"/>
       </w:r>
@@ -11720,8 +11802,8 @@
         <w:spacing w:before="280" w:after="80"/>
         <w:rPr/>
       </w:pPr>
-      <w:bookmarkStart w:id="83" w:name="__RefHeading___Toc3357_3404502048"/>
-      <w:bookmarkEnd w:id="83"/>
+      <w:bookmarkStart w:id="84" w:name="__RefHeading___Toc3367_3565506232"/>
+      <w:bookmarkEnd w:id="84"/>
       <w:r>
         <w:rPr>
           <w:rStyle w:val="SectionNumber"/>
@@ -11758,12 +11840,12 @@
         <w:pStyle w:val="TableCaption"/>
         <w:rPr/>
       </w:pPr>
-      <w:bookmarkStart w:id="84" w:name="_Tab_8_Table_4_2__Reed_Solo"/>
+      <w:bookmarkStart w:id="85" w:name="_Tab_8_Table_4_2__Reed_Solo"/>
       <w:r>
         <w:rPr/>
         <w:t>Table 4.2: Reed-Solomon sweep verdicts.</w:t>
       </w:r>
-      <w:bookmarkEnd w:id="84"/>
+      <w:bookmarkEnd w:id="85"/>
     </w:p>
     <w:tbl>
       <w:tblPr>
@@ -14345,8 +14427,8 @@
               </w:rPr>
               <w:t>Past correction boundary.</w:t>
             </w:r>
-            <w:bookmarkStart w:id="85" w:name="sweep-verdict-table"/>
-            <w:bookmarkEnd w:id="85"/>
+            <w:bookmarkStart w:id="86" w:name="sweep-verdict-table"/>
+            <w:bookmarkEnd w:id="86"/>
           </w:p>
         </w:tc>
       </w:tr>
@@ -14363,8 +14445,8 @@
       <w:r>
         <w:br w:type="page"/>
       </w:r>
-      <w:bookmarkStart w:id="86" w:name="__RefHeading___Toc3359_3404502048"/>
-      <w:bookmarkEnd w:id="86"/>
+      <w:bookmarkStart w:id="87" w:name="__RefHeading___Toc3369_3565506232"/>
+      <w:bookmarkEnd w:id="87"/>
       <w:r>
         <w:rPr>
           <w:rStyle w:val="SectionNumber"/>
@@ -14409,7 +14491,7 @@
                     </pic:cNvPicPr>
                   </pic:nvPicPr>
                   <pic:blipFill>
-                    <a:blip r:embed="rId6"/>
+                    <a:blip r:embed="rId7"/>
                     <a:stretch>
                       <a:fillRect/>
                     </a:stretch>
@@ -14446,10 +14528,10 @@
         <w:spacing w:before="200" w:after="80"/>
         <w:rPr/>
       </w:pPr>
-      <w:bookmarkStart w:id="87" w:name="__RefHeading___Toc3361_3404502048"/>
-      <w:bookmarkStart w:id="88" w:name="X716233a5ff908087d5e190a9a5f2fe1ad8866d7"/>
-      <w:bookmarkStart w:id="89" w:name="_Fig_4_Reed_Solomon_solver_"/>
-      <w:bookmarkEnd w:id="87"/>
+      <w:bookmarkStart w:id="88" w:name="__RefHeading___Toc3371_3565506232"/>
+      <w:bookmarkStart w:id="89" w:name="X716233a5ff908087d5e190a9a5f2fe1ad8866d7"/>
+      <w:bookmarkStart w:id="90" w:name="_Fig_4_Reed_Solomon_solver_"/>
+      <w:bookmarkEnd w:id="88"/>
       <w:r>
         <w:rPr>
           <w:rStyle w:val="SectionNumber"/>
@@ -14468,23 +14550,23 @@
         <w:tab/>
         <w:t>Figure 4.3: Reed-Solomon solver agreement matrix (riBM vs Euclid).</w:t>
       </w:r>
-      <w:bookmarkEnd w:id="89"/>
+      <w:bookmarkEnd w:id="90"/>
     </w:p>
     <w:p>
       <w:pPr>
         <w:pStyle w:val="FirstParagraph"/>
         <w:rPr/>
       </w:pPr>
-      <w:bookmarkStart w:id="90" w:name="battery-results"/>
-      <w:bookmarkStart w:id="91" w:name="X716233a5ff908087d5e190a9a5f2fe1ad8866d7"/>
+      <w:bookmarkStart w:id="91" w:name="battery-results"/>
+      <w:bookmarkStart w:id="92" w:name="X716233a5ff908087d5e190a9a5f2fe1ad8866d7"/>
       <w:r>
         <w:rPr>
           <w:sz w:val="20"/>
         </w:rPr>
         <w:t>The matrix is entirely green with a Y in every cell. That means no image, at any injected error count from 0 to 18, disagreed with its sibling solver on the same deterministic workload. The absence of any red cell is the board evidence that the two key-equation solvers are consistent.</w:t>
       </w:r>
-      <w:bookmarkEnd w:id="90"/>
       <w:bookmarkEnd w:id="91"/>
+      <w:bookmarkEnd w:id="92"/>
       <w:r>
         <w:br w:type="page"/>
       </w:r>
@@ -14496,9 +14578,9 @@
         <w:spacing w:before="360" w:after="120"/>
         <w:rPr/>
       </w:pPr>
-      <w:bookmarkStart w:id="92" w:name="__RefHeading___Toc3363_3404502048"/>
-      <w:bookmarkStart w:id="93" w:name="soak-results"/>
-      <w:bookmarkEnd w:id="92"/>
+      <w:bookmarkStart w:id="93" w:name="__RefHeading___Toc3373_3565506232"/>
+      <w:bookmarkStart w:id="94" w:name="soak-results"/>
+      <w:bookmarkEnd w:id="93"/>
       <w:r>
         <w:rPr>
           <w:rStyle w:val="SectionNumber"/>
@@ -14528,9 +14610,9 @@
         <w:spacing w:before="280" w:after="80"/>
         <w:rPr/>
       </w:pPr>
-      <w:bookmarkStart w:id="94" w:name="__RefHeading___Toc3365_3404502048"/>
-      <w:bookmarkStart w:id="95" w:name="one-million-blocks-on-the-axi4-image"/>
-      <w:bookmarkEnd w:id="94"/>
+      <w:bookmarkStart w:id="95" w:name="__RefHeading___Toc3375_3565506232"/>
+      <w:bookmarkStart w:id="96" w:name="one-million-blocks-on-the-axi4-image"/>
+      <w:bookmarkEnd w:id="95"/>
       <w:r>
         <w:rPr>
           <w:rStyle w:val="SectionNumber"/>
@@ -14606,12 +14688,12 @@
         <w:pStyle w:val="TableCaption"/>
         <w:rPr/>
       </w:pPr>
-      <w:bookmarkStart w:id="96" w:name="_Tab_9_Table_4_1__RS_soak_f"/>
+      <w:bookmarkStart w:id="97" w:name="_Tab_9_Table_4_1__RS_soak_f"/>
       <w:r>
         <w:rPr/>
         <w:t>Table 4.1: RS soak final counters.</w:t>
       </w:r>
-      <w:bookmarkEnd w:id="96"/>
+      <w:bookmarkEnd w:id="97"/>
     </w:p>
     <w:tbl>
       <w:tblPr>
@@ -15442,12 +15524,12 @@
         <w:pStyle w:val="BlockText"/>
         <w:rPr/>
       </w:pPr>
-      <w:bookmarkStart w:id="97" w:name="one-million-blocks-on-the-axi4-image"/>
+      <w:bookmarkStart w:id="98" w:name="one-million-blocks-on-the-axi4-image"/>
       <w:r>
         <w:rPr/>
         <w:t>1,000,000 blocks, 3,119,170 symbols corrected, 0 failing runs, 9h42m at 29 blk/s UART-bound. Of the 74,240 blocks pushed past the correction limit, 2 were accepted and silently mis-decoded — a rate of 1 in 37,120, which is below the model’s predicted roughly 1-in-20,000 mis-decode rate at e = t + 1 for this profile.</w:t>
       </w:r>
-      <w:bookmarkEnd w:id="97"/>
+      <w:bookmarkEnd w:id="98"/>
       <w:r>
         <w:br w:type="page"/>
       </w:r>
@@ -15461,9 +15543,9 @@
         <w:spacing w:before="280" w:after="80"/>
         <w:rPr/>
       </w:pPr>
-      <w:bookmarkStart w:id="98" w:name="__RefHeading___Toc3367_3404502048"/>
-      <w:bookmarkStart w:id="99" w:name="mis-decodes-versus-the-model"/>
-      <w:bookmarkEnd w:id="98"/>
+      <w:bookmarkStart w:id="99" w:name="__RefHeading___Toc3377_3565506232"/>
+      <w:bookmarkStart w:id="100" w:name="mis-decodes-versus-the-model"/>
+      <w:bookmarkEnd w:id="99"/>
       <w:r>
         <w:rPr>
           <w:rStyle w:val="SectionNumber"/>
@@ -15488,14 +15570,14 @@
         <w:pStyle w:val="FirstParagraph"/>
         <w:rPr/>
       </w:pPr>
-      <w:bookmarkStart w:id="100" w:name="mis-decodes-versus-the-model"/>
+      <w:bookmarkStart w:id="101" w:name="mis-decodes-versus-the-model"/>
       <w:r>
         <w:rPr>
           <w:sz w:val="20"/>
         </w:rPr>
         <w:t>The soak’s pass criterion is a bounded mis-decode rate, not zero mis-decodes. A block carrying more than t = 8 symbol errors is beyond the code’s guaranteed radius; the decoder is mathematically permitted to return a codeword other than the transmitted one. The harness counts every such event, and the acceptance bound is the analytic failure rate for the profile. The observed 2 of 74,240 sits under the model bound, which is what “soak PASS” means here. Every other over-t block was flagged uncorrectable, and all 768,077 corrected blocks matched the oracle.</w:t>
       </w:r>
-      <w:bookmarkEnd w:id="100"/>
+      <w:bookmarkEnd w:id="101"/>
       <w:r>
         <w:br w:type="page"/>
       </w:r>
@@ -15509,9 +15591,9 @@
         <w:spacing w:before="280" w:after="80"/>
         <w:rPr/>
       </w:pPr>
-      <w:bookmarkStart w:id="101" w:name="__RefHeading___Toc3369_3404502048"/>
-      <w:bookmarkStart w:id="102" w:name="soak-timeline"/>
-      <w:bookmarkEnd w:id="101"/>
+      <w:bookmarkStart w:id="102" w:name="__RefHeading___Toc3379_3565506232"/>
+      <w:bookmarkStart w:id="103" w:name="soak-timeline"/>
+      <w:bookmarkEnd w:id="102"/>
       <w:r>
         <w:rPr>
           <w:rStyle w:val="SectionNumber"/>
@@ -15556,7 +15638,7 @@
                     </pic:cNvPicPr>
                   </pic:nvPicPr>
                   <pic:blipFill>
-                    <a:blip r:embed="rId7"/>
+                    <a:blip r:embed="rId8"/>
                     <a:stretch>
                       <a:fillRect/>
                     </a:stretch>
@@ -15593,10 +15675,10 @@
         <w:spacing w:before="200" w:after="80"/>
         <w:rPr/>
       </w:pPr>
-      <w:bookmarkStart w:id="103" w:name="__RefHeading___Toc3371_3404502048"/>
-      <w:bookmarkStart w:id="104" w:name="Xc53d46731f70aba44e745fe5d2a85ebd0b4ea71"/>
-      <w:bookmarkStart w:id="105" w:name="_Fig_5_RS_soak_timeline_ove"/>
-      <w:bookmarkEnd w:id="103"/>
+      <w:bookmarkStart w:id="104" w:name="__RefHeading___Toc3381_3565506232"/>
+      <w:bookmarkStart w:id="105" w:name="Xc53d46731f70aba44e745fe5d2a85ebd0b4ea71"/>
+      <w:bookmarkStart w:id="106" w:name="_Fig_5_RS_soak_timeline_ove"/>
+      <w:bookmarkEnd w:id="104"/>
       <w:r>
         <w:rPr>
           <w:rStyle w:val="SectionNumber"/>
@@ -15615,9 +15697,9 @@
         <w:tab/>
         <w:t>Figure 4.4: RS soak timeline over one million blocks.</w:t>
       </w:r>
-      <w:bookmarkEnd w:id="102"/>
-      <w:bookmarkEnd w:id="104"/>
+      <w:bookmarkEnd w:id="103"/>
       <w:bookmarkEnd w:id="105"/>
+      <w:bookmarkEnd w:id="106"/>
       <w:r>
         <w:br w:type="page"/>
       </w:r>
@@ -15631,9 +15713,9 @@
         <w:spacing w:before="280" w:after="80"/>
         <w:rPr/>
       </w:pPr>
-      <w:bookmarkStart w:id="106" w:name="__RefHeading___Toc3373_3404502048"/>
-      <w:bookmarkStart w:id="107" w:name="what-29-blks-means"/>
-      <w:bookmarkEnd w:id="106"/>
+      <w:bookmarkStart w:id="107" w:name="__RefHeading___Toc3383_3565506232"/>
+      <w:bookmarkStart w:id="108" w:name="what-29-blks-means"/>
+      <w:bookmarkEnd w:id="107"/>
       <w:r>
         <w:rPr>
           <w:rStyle w:val="SectionNumber"/>
@@ -15658,14 +15740,14 @@
         <w:pStyle w:val="FirstParagraph"/>
         <w:rPr/>
       </w:pPr>
-      <w:bookmarkStart w:id="108" w:name="what-29-blks-means"/>
+      <w:bookmarkStart w:id="109" w:name="what-29-blks-means"/>
       <w:r>
         <w:rPr>
           <w:sz w:val="20"/>
         </w:rPr>
         <w:t>The codec itself can run at roughly 500k blocks per second at 100 MHz. The soak measured 29 blocks per second because the host poll loop, running over a 115200-baud UART, is the bottleneck. That is not a hardware limit; it is a fixture limit. Any future soak that wants to go deeper or faster should size the host interaction accordingly, or move to a faster host interface, rather than inferring decoder throughput from the soak rate.</w:t>
       </w:r>
-      <w:bookmarkEnd w:id="108"/>
+      <w:bookmarkEnd w:id="109"/>
       <w:r>
         <w:br w:type="page"/>
       </w:r>
@@ -15679,9 +15761,9 @@
         <w:spacing w:before="280" w:after="80"/>
         <w:rPr/>
       </w:pPr>
-      <w:bookmarkStart w:id="109" w:name="__RefHeading___Toc3375_3404502048"/>
-      <w:bookmarkStart w:id="110" w:name="image-notes"/>
-      <w:bookmarkEnd w:id="109"/>
+      <w:bookmarkStart w:id="110" w:name="__RefHeading___Toc3385_3565506232"/>
+      <w:bookmarkStart w:id="111" w:name="image-notes"/>
+      <w:bookmarkEnd w:id="110"/>
       <w:r>
         <w:rPr>
           <w:rStyle w:val="SectionNumber"/>
@@ -15725,8 +15807,8 @@
         </w:rPr>
         <w:t xml:space="preserve"> image is single-decoder, so the riBM-versus-Euclid comparator counters read 0 by design; solver agreement on the board is covered by the deterministic cross-image campaigns in the battery chapter.</w:t>
       </w:r>
-      <w:bookmarkEnd w:id="93"/>
-      <w:bookmarkEnd w:id="110"/>
+      <w:bookmarkEnd w:id="94"/>
+      <w:bookmarkEnd w:id="111"/>
       <w:r>
         <w:br w:type="page"/>
       </w:r>
@@ -15738,8 +15820,8 @@
         <w:spacing w:before="360" w:after="120"/>
         <w:rPr/>
       </w:pPr>
-      <w:bookmarkStart w:id="111" w:name="__RefHeading___Toc3377_3404502048"/>
-      <w:bookmarkEnd w:id="111"/>
+      <w:bookmarkStart w:id="112" w:name="__RefHeading___Toc3387_3565506232"/>
+      <w:bookmarkEnd w:id="112"/>
       <w:r>
         <w:rPr>
           <w:rStyle w:val="SectionNumber"/>
@@ -15769,9 +15851,9 @@
         <w:spacing w:before="280" w:after="80"/>
         <w:rPr/>
       </w:pPr>
-      <w:bookmarkStart w:id="112" w:name="__RefHeading___Toc3379_3404502048"/>
-      <w:bookmarkStart w:id="113" w:name="what-the-board-evidence-does-not-cover"/>
-      <w:bookmarkEnd w:id="112"/>
+      <w:bookmarkStart w:id="113" w:name="__RefHeading___Toc3389_3565506232"/>
+      <w:bookmarkStart w:id="114" w:name="what-the-board-evidence-does-not-cover"/>
+      <w:bookmarkEnd w:id="113"/>
       <w:r>
         <w:rPr>
           <w:rStyle w:val="SectionNumber"/>
@@ -15890,12 +15972,12 @@
         </w:numPr>
         <w:rPr/>
       </w:pPr>
-      <w:bookmarkStart w:id="114" w:name="what-the-board-evidence-does-not-cover"/>
+      <w:bookmarkStart w:id="115" w:name="what-the-board-evidence-does-not-cover"/>
       <w:r>
         <w:rPr/>
         <w:t>The component DV matrix exercises the codec in ways the board harness does not replicate.</w:t>
       </w:r>
-      <w:bookmarkEnd w:id="114"/>
+      <w:bookmarkEnd w:id="115"/>
       <w:r>
         <w:br w:type="page"/>
       </w:r>
@@ -15909,8 +15991,8 @@
         <w:spacing w:before="280" w:after="80"/>
         <w:rPr/>
       </w:pPr>
-      <w:bookmarkStart w:id="115" w:name="__RefHeading___Toc3381_3404502048"/>
-      <w:bookmarkEnd w:id="115"/>
+      <w:bookmarkStart w:id="116" w:name="__RefHeading___Toc3391_3565506232"/>
+      <w:bookmarkEnd w:id="116"/>
       <w:r>
         <w:rPr>
           <w:rStyle w:val="SectionNumber"/>
@@ -15960,12 +16042,12 @@
         <w:pStyle w:val="TableCaption"/>
         <w:rPr/>
       </w:pPr>
-      <w:bookmarkStart w:id="116" w:name="_Tab_10_Table_5_1__Traceabil"/>
+      <w:bookmarkStart w:id="117" w:name="_Tab_10_Table_5_1__Traceabil"/>
       <w:r>
         <w:rPr/>
         <w:t>Table 5.1: Traceability from claim to artifact.</w:t>
       </w:r>
-      <w:bookmarkEnd w:id="116"/>
+      <w:bookmarkEnd w:id="117"/>
     </w:p>
     <w:tbl>
       <w:tblPr>
@@ -16580,18 +16662,18 @@
               </w:rPr>
               <w:t>.</w:t>
             </w:r>
-            <w:bookmarkStart w:id="117" w:name="honest-limits"/>
-            <w:bookmarkStart w:id="118" w:name="traceability"/>
-            <w:bookmarkEnd w:id="117"/>
+            <w:bookmarkStart w:id="118" w:name="honest-limits"/>
+            <w:bookmarkStart w:id="119" w:name="traceability"/>
             <w:bookmarkEnd w:id="118"/>
+            <w:bookmarkEnd w:id="119"/>
           </w:p>
         </w:tc>
       </w:tr>
     </w:tbl>
     <w:sectPr>
-      <w:footerReference w:type="even" r:id="rId8"/>
-      <w:footerReference w:type="default" r:id="rId9"/>
-      <w:footerReference w:type="first" r:id="rId10"/>
+      <w:footerReference w:type="even" r:id="rId9"/>
+      <w:footerReference w:type="default" r:id="rId10"/>
+      <w:footerReference w:type="first" r:id="rId11"/>
       <w:type w:val="nextPage"/>
       <w:pgSz w:w="12240" w:h="15840"/>
       <w:pgMar w:left="1440" w:right="1440" w:gutter="0" w:header="0" w:top="1440" w:footer="720" w:bottom="1440"/>
@@ -16726,7 +16808,7 @@
           </w:r>
           <w:r>
             <w:rPr/>
-            <w:t>44</w:t>
+            <w:t>45</w:t>
           </w:r>
           <w:r>
             <w:rPr/>
@@ -16753,7 +16835,7 @@
           </w:r>
           <w:r>
             <w:rPr/>
-            <w:t>44</w:t>
+            <w:t>45</w:t>
           </w:r>
           <w:r>
             <w:rPr/>
@@ -16873,7 +16955,7 @@
           </w:r>
           <w:r>
             <w:rPr/>
-            <w:t>44</w:t>
+            <w:t>45</w:t>
           </w:r>
           <w:r>
             <w:rPr/>
@@ -16900,7 +16982,7 @@
           </w:r>
           <w:r>
             <w:rPr/>
-            <w:t>44</w:t>
+            <w:t>45</w:t>
           </w:r>
           <w:r>
             <w:rPr/>
